--- a/University/Kurator/2 лаб работа.docx
+++ b/University/Kurator/2 лаб работа.docx
@@ -120,42 +120,82 @@
           <w:sz w:val="20"/>
           <w:szCs w:val="20"/>
         </w:rPr>
-        <w:t>Включите Непечатываемые символы (</w:t>
-      </w:r>
-      <w:r>
-        <w:rPr>
-          <w:rFonts w:ascii="Comic Sans MS" w:hAnsi="Comic Sans MS"/>
-          <w:b/>
-          <w:bCs/>
-          <w:sz w:val="20"/>
-          <w:szCs w:val="20"/>
-        </w:rPr>
-        <w:t>лента Главная – блок Абзац – Отобразить все знаки (Сtrl + *)</w:t>
-      </w:r>
+        <w:t xml:space="preserve">Включите </w:t>
+      </w:r>
+      <w:proofErr w:type="spellStart"/>
       <w:r>
         <w:rPr>
           <w:rFonts w:ascii="Comic Sans MS" w:hAnsi="Comic Sans MS"/>
           <w:sz w:val="20"/>
           <w:szCs w:val="20"/>
         </w:rPr>
-        <w:t xml:space="preserve">). Наберите Текст 1 в виде четырехуровневого списка </w:t>
-      </w:r>
-      <w:r>
-        <w:rPr>
-          <w:rFonts w:ascii="Comic Sans MS" w:hAnsi="Comic Sans MS"/>
-          <w:b/>
-          <w:bCs/>
-          <w:sz w:val="20"/>
-          <w:szCs w:val="20"/>
-        </w:rPr>
-        <w:t>(Главная – Абзац – Многоуровневый список)</w:t>
-      </w:r>
+        <w:t>Непечатываемые</w:t>
+      </w:r>
+      <w:proofErr w:type="spellEnd"/>
       <w:r>
         <w:rPr>
           <w:rFonts w:ascii="Comic Sans MS" w:hAnsi="Comic Sans MS"/>
           <w:sz w:val="20"/>
           <w:szCs w:val="20"/>
         </w:rPr>
+        <w:t xml:space="preserve"> символы (</w:t>
+      </w:r>
+      <w:r>
+        <w:rPr>
+          <w:rFonts w:ascii="Comic Sans MS" w:hAnsi="Comic Sans MS"/>
+          <w:b/>
+          <w:bCs/>
+          <w:sz w:val="20"/>
+          <w:szCs w:val="20"/>
+        </w:rPr>
+        <w:t>лента Главная – блок Абзац – Отобразить все знаки (</w:t>
+      </w:r>
+      <w:proofErr w:type="spellStart"/>
+      <w:r>
+        <w:rPr>
+          <w:rFonts w:ascii="Comic Sans MS" w:hAnsi="Comic Sans MS"/>
+          <w:b/>
+          <w:bCs/>
+          <w:sz w:val="20"/>
+          <w:szCs w:val="20"/>
+        </w:rPr>
+        <w:t>Сtrl</w:t>
+      </w:r>
+      <w:proofErr w:type="spellEnd"/>
+      <w:r>
+        <w:rPr>
+          <w:rFonts w:ascii="Comic Sans MS" w:hAnsi="Comic Sans MS"/>
+          <w:b/>
+          <w:bCs/>
+          <w:sz w:val="20"/>
+          <w:szCs w:val="20"/>
+        </w:rPr>
+        <w:t xml:space="preserve"> + *)</w:t>
+      </w:r>
+      <w:r>
+        <w:rPr>
+          <w:rFonts w:ascii="Comic Sans MS" w:hAnsi="Comic Sans MS"/>
+          <w:sz w:val="20"/>
+          <w:szCs w:val="20"/>
+        </w:rPr>
+        <w:t xml:space="preserve">). Наберите Текст 1 в виде четырехуровневого списка </w:t>
+      </w:r>
+      <w:r>
+        <w:rPr>
+          <w:rFonts w:ascii="Comic Sans MS" w:hAnsi="Comic Sans MS"/>
+          <w:b/>
+          <w:bCs/>
+          <w:sz w:val="20"/>
+          <w:szCs w:val="20"/>
+        </w:rPr>
+        <w:t>(Главная – Абзац – Многоуровневый список)</w:t>
+      </w:r>
+      <w:r>
+        <w:rPr>
+          <w:rFonts w:ascii="Comic Sans MS" w:hAnsi="Comic Sans MS"/>
+          <w:sz w:val="20"/>
+          <w:szCs w:val="20"/>
+        </w:rPr>
         <w:t>:</w:t>
       </w:r>
     </w:p>
@@ -338,7 +378,21 @@
         <w:rPr>
           <w:rFonts w:ascii="Times New Roman" w:hAnsi="Times New Roman" w:cs="Times New Roman"/>
         </w:rPr>
-        <w:t xml:space="preserve">, который указывается в пунктах. Один пункт (пт) – 1/72 дюйма. </w:t>
+        <w:t>, который указывается в пунктах. Один пункт (</w:t>
+      </w:r>
+      <w:proofErr w:type="spellStart"/>
+      <w:r>
+        <w:rPr>
+          <w:rFonts w:ascii="Times New Roman" w:hAnsi="Times New Roman" w:cs="Times New Roman"/>
+        </w:rPr>
+        <w:t>пт</w:t>
+      </w:r>
+      <w:proofErr w:type="spellEnd"/>
+      <w:r>
+        <w:rPr>
+          <w:rFonts w:ascii="Times New Roman" w:hAnsi="Times New Roman" w:cs="Times New Roman"/>
+        </w:rPr>
+        <w:t xml:space="preserve">) – 1/72 дюйма. </w:t>
       </w:r>
     </w:p>
     <w:p>
@@ -542,6 +596,7 @@
         </w:rPr>
         <w:t xml:space="preserve"> (Например, х</w:t>
       </w:r>
+      <w:proofErr w:type="gramStart"/>
       <w:r>
         <w:rPr>
           <w:rFonts w:ascii="Times New Roman" w:hAnsi="Times New Roman" w:cs="Times New Roman"/>
@@ -553,7 +608,14 @@
         <w:rPr>
           <w:rFonts w:ascii="Times New Roman" w:hAnsi="Times New Roman" w:cs="Times New Roman"/>
         </w:rPr>
-        <w:t xml:space="preserve"> ). </w:t>
+        <w:t xml:space="preserve"> )</w:t>
+      </w:r>
+      <w:proofErr w:type="gramEnd"/>
+      <w:r>
+        <w:rPr>
+          <w:rFonts w:ascii="Times New Roman" w:hAnsi="Times New Roman" w:cs="Times New Roman"/>
+        </w:rPr>
+        <w:t xml:space="preserve">. </w:t>
       </w:r>
     </w:p>
     <w:p>
@@ -604,7 +666,6 @@
           <w:numId w:val="8"/>
         </w:numPr>
         <w:spacing w:after="0"/>
-        <w:ind w:left="709" w:hanging="283"/>
         <w:rPr>
           <w:rFonts w:ascii="Times New Roman" w:hAnsi="Times New Roman" w:cs="Times New Roman"/>
         </w:rPr>
@@ -714,7 +775,21 @@
         <w:rPr>
           <w:rFonts w:ascii="Times New Roman" w:hAnsi="Times New Roman" w:cs="Times New Roman"/>
         </w:rPr>
-        <w:t xml:space="preserve"> на величину 1 пт (по умолчанию). </w:t>
+        <w:t xml:space="preserve"> на величину 1 </w:t>
+      </w:r>
+      <w:proofErr w:type="spellStart"/>
+      <w:r>
+        <w:rPr>
+          <w:rFonts w:ascii="Times New Roman" w:hAnsi="Times New Roman" w:cs="Times New Roman"/>
+        </w:rPr>
+        <w:t>пт</w:t>
+      </w:r>
+      <w:proofErr w:type="spellEnd"/>
+      <w:r>
+        <w:rPr>
+          <w:rFonts w:ascii="Times New Roman" w:hAnsi="Times New Roman" w:cs="Times New Roman"/>
+        </w:rPr>
+        <w:t xml:space="preserve"> (по умолчанию). </w:t>
       </w:r>
     </w:p>
     <w:p>
@@ -815,7 +890,6 @@
           <w:numId w:val="10"/>
         </w:numPr>
         <w:spacing w:after="0"/>
-        <w:ind w:left="709" w:hanging="283"/>
         <w:rPr>
           <w:rFonts w:ascii="Times New Roman" w:hAnsi="Times New Roman" w:cs="Times New Roman"/>
         </w:rPr>
@@ -838,7 +912,35 @@
         <w:rPr>
           <w:rFonts w:ascii="Times New Roman" w:hAnsi="Times New Roman" w:cs="Times New Roman"/>
         </w:rPr>
-        <w:t xml:space="preserve">). Надо написать в открывшемся окне «Selection.Font.Animation = ». </w:t>
+        <w:t>). Надо написать в открывшемся окне «</w:t>
+      </w:r>
+      <w:proofErr w:type="spellStart"/>
+      <w:r>
+        <w:rPr>
+          <w:rFonts w:ascii="Times New Roman" w:hAnsi="Times New Roman" w:cs="Times New Roman"/>
+        </w:rPr>
+        <w:t>Selection.Font.Animation</w:t>
+      </w:r>
+      <w:proofErr w:type="spellEnd"/>
+      <w:r>
+        <w:rPr>
+          <w:rFonts w:ascii="Times New Roman" w:hAnsi="Times New Roman" w:cs="Times New Roman"/>
+        </w:rPr>
+        <w:t xml:space="preserve"> </w:t>
+      </w:r>
+      <w:proofErr w:type="gramStart"/>
+      <w:r>
+        <w:rPr>
+          <w:rFonts w:ascii="Times New Roman" w:hAnsi="Times New Roman" w:cs="Times New Roman"/>
+        </w:rPr>
+        <w:t>= »</w:t>
+      </w:r>
+      <w:proofErr w:type="gramEnd"/>
+      <w:r>
+        <w:rPr>
+          <w:rFonts w:ascii="Times New Roman" w:hAnsi="Times New Roman" w:cs="Times New Roman"/>
+        </w:rPr>
+        <w:t xml:space="preserve">. </w:t>
       </w:r>
     </w:p>
     <w:p>
@@ -1223,7 +1325,21 @@
         <w:rPr>
           <w:rFonts w:ascii="Times New Roman" w:hAnsi="Times New Roman" w:cs="Times New Roman"/>
         </w:rPr>
-        <w:t xml:space="preserve">, который указывается в пунктах. Один пункт (пт) – 1/72 дюйма. </w:t>
+        <w:t>, который указывается в пунктах. Один пункт (</w:t>
+      </w:r>
+      <w:proofErr w:type="spellStart"/>
+      <w:r>
+        <w:rPr>
+          <w:rFonts w:ascii="Times New Roman" w:hAnsi="Times New Roman" w:cs="Times New Roman"/>
+        </w:rPr>
+        <w:t>пт</w:t>
+      </w:r>
+      <w:proofErr w:type="spellEnd"/>
+      <w:r>
+        <w:rPr>
+          <w:rFonts w:ascii="Times New Roman" w:hAnsi="Times New Roman" w:cs="Times New Roman"/>
+        </w:rPr>
+        <w:t xml:space="preserve">) – 1/72 дюйма. </w:t>
       </w:r>
     </w:p>
     <w:p>
@@ -1427,6 +1543,7 @@
         </w:rPr>
         <w:t xml:space="preserve"> (Например, х</w:t>
       </w:r>
+      <w:proofErr w:type="gramStart"/>
       <w:r>
         <w:rPr>
           <w:rFonts w:ascii="Times New Roman" w:hAnsi="Times New Roman" w:cs="Times New Roman"/>
@@ -1438,7 +1555,14 @@
         <w:rPr>
           <w:rFonts w:ascii="Times New Roman" w:hAnsi="Times New Roman" w:cs="Times New Roman"/>
         </w:rPr>
-        <w:t xml:space="preserve"> ). </w:t>
+        <w:t xml:space="preserve"> )</w:t>
+      </w:r>
+      <w:proofErr w:type="gramEnd"/>
+      <w:r>
+        <w:rPr>
+          <w:rFonts w:ascii="Times New Roman" w:hAnsi="Times New Roman" w:cs="Times New Roman"/>
+        </w:rPr>
+        <w:t xml:space="preserve">. </w:t>
       </w:r>
     </w:p>
     <w:p>
@@ -1599,7 +1723,21 @@
         <w:rPr>
           <w:rFonts w:ascii="Times New Roman" w:hAnsi="Times New Roman" w:cs="Times New Roman"/>
         </w:rPr>
-        <w:t xml:space="preserve"> на величину 1 пт (по умолчанию). </w:t>
+        <w:t xml:space="preserve"> на величину 1 </w:t>
+      </w:r>
+      <w:proofErr w:type="spellStart"/>
+      <w:r>
+        <w:rPr>
+          <w:rFonts w:ascii="Times New Roman" w:hAnsi="Times New Roman" w:cs="Times New Roman"/>
+        </w:rPr>
+        <w:t>пт</w:t>
+      </w:r>
+      <w:proofErr w:type="spellEnd"/>
+      <w:r>
+        <w:rPr>
+          <w:rFonts w:ascii="Times New Roman" w:hAnsi="Times New Roman" w:cs="Times New Roman"/>
+        </w:rPr>
+        <w:t xml:space="preserve"> (по умолчанию). </w:t>
       </w:r>
     </w:p>
     <w:p>
@@ -1723,7 +1861,35 @@
         <w:rPr>
           <w:rFonts w:ascii="Times New Roman" w:hAnsi="Times New Roman" w:cs="Times New Roman"/>
         </w:rPr>
-        <w:t xml:space="preserve">). Надо написать в открывшемся окне «Selection.Font.Animation = ». </w:t>
+        <w:t>). Надо написать в открывшемся окне «</w:t>
+      </w:r>
+      <w:proofErr w:type="spellStart"/>
+      <w:r>
+        <w:rPr>
+          <w:rFonts w:ascii="Times New Roman" w:hAnsi="Times New Roman" w:cs="Times New Roman"/>
+        </w:rPr>
+        <w:t>Selection.Font.Animation</w:t>
+      </w:r>
+      <w:proofErr w:type="spellEnd"/>
+      <w:r>
+        <w:rPr>
+          <w:rFonts w:ascii="Times New Roman" w:hAnsi="Times New Roman" w:cs="Times New Roman"/>
+        </w:rPr>
+        <w:t xml:space="preserve"> </w:t>
+      </w:r>
+      <w:proofErr w:type="gramStart"/>
+      <w:r>
+        <w:rPr>
+          <w:rFonts w:ascii="Times New Roman" w:hAnsi="Times New Roman" w:cs="Times New Roman"/>
+        </w:rPr>
+        <w:t>= »</w:t>
+      </w:r>
+      <w:proofErr w:type="gramEnd"/>
+      <w:r>
+        <w:rPr>
+          <w:rFonts w:ascii="Times New Roman" w:hAnsi="Times New Roman" w:cs="Times New Roman"/>
+        </w:rPr>
+        <w:t xml:space="preserve">. </w:t>
       </w:r>
     </w:p>
     <w:p>
